--- a/Planilha/Curriculo_Tradicionalista_Ednei_Aresço_Aldeia_dos_Anjos.docx
+++ b/Planilha/Curriculo_Tradicionalista_Ednei_Aresço_Aldeia_dos_Anjos.docx
@@ -61,387 +61,13 @@
           <w:right w:val="nil"/>
           <w:between w:val="nil"/>
         </w:pBdr>
-        <w:spacing w:before="421" w:line="240" w:lineRule="auto"/>
-        <w:rPr>
-          <w:rFonts w:ascii="Times New Roman" w:eastAsia="Times New Roman" w:hAnsi="Times New Roman" w:cs="Times New Roman"/>
-          <w:color w:val="000000"/>
-          <w:sz w:val="19"/>
-          <w:szCs w:val="19"/>
-        </w:rPr>
-      </w:pPr>
-      <w:r>
-        <w:rPr>
-          <w:rFonts w:ascii="Times New Roman" w:eastAsia="Times New Roman" w:hAnsi="Times New Roman" w:cs="Times New Roman"/>
-          <w:b/>
-          <w:bCs/>
-          <w:color w:val="000000"/>
-          <w:sz w:val="19"/>
-          <w:szCs w:val="19"/>
-        </w:rPr>
-        <w:t xml:space="preserve">Data de Nascimento: </w:t>
-      </w:r>
-      <w:r>
-        <w:rPr>
-          <w:rFonts w:ascii="Times New Roman" w:eastAsia="Times New Roman" w:hAnsi="Times New Roman" w:cs="Times New Roman"/>
-          <w:color w:val="000000"/>
-          <w:sz w:val="19"/>
-          <w:szCs w:val="19"/>
-        </w:rPr>
-        <w:t xml:space="preserve">07/12/1983 </w:t>
-      </w:r>
-    </w:p>
-    <w:p>
-      <w:pPr>
-        <w:widowControl w:val="0"/>
-        <w:pBdr>
-          <w:top w:val="nil"/>
-          <w:left w:val="nil"/>
-          <w:bottom w:val="nil"/>
-          <w:right w:val="nil"/>
-          <w:between w:val="nil"/>
-        </w:pBdr>
-        <w:spacing w:before="33" w:line="240" w:lineRule="auto"/>
-        <w:rPr>
-          <w:rFonts w:ascii="Times New Roman" w:eastAsia="Times New Roman" w:hAnsi="Times New Roman" w:cs="Times New Roman"/>
-          <w:color w:val="000000"/>
-          <w:sz w:val="19"/>
-          <w:szCs w:val="19"/>
-        </w:rPr>
-      </w:pPr>
-      <w:r>
-        <w:rPr>
-          <w:rFonts w:ascii="Times New Roman" w:eastAsia="Times New Roman" w:hAnsi="Times New Roman" w:cs="Times New Roman"/>
-          <w:b/>
-          <w:bCs/>
-          <w:color w:val="000000"/>
-          <w:sz w:val="19"/>
-          <w:szCs w:val="19"/>
-        </w:rPr>
-        <w:t xml:space="preserve">Naturalidade: </w:t>
-      </w:r>
-      <w:r>
-        <w:rPr>
-          <w:rFonts w:ascii="Times New Roman" w:eastAsia="Times New Roman" w:hAnsi="Times New Roman" w:cs="Times New Roman"/>
-          <w:color w:val="000000"/>
-          <w:sz w:val="19"/>
-          <w:szCs w:val="19"/>
-        </w:rPr>
-        <w:t xml:space="preserve">Santa Maria </w:t>
-      </w:r>
-      <w:r>
-        <w:rPr>
-          <w:rFonts w:ascii="Times New Roman" w:eastAsia="Times New Roman" w:hAnsi="Times New Roman" w:cs="Times New Roman"/>
-          <w:b/>
-          <w:bCs/>
-          <w:color w:val="000000"/>
-          <w:sz w:val="19"/>
-          <w:szCs w:val="19"/>
-        </w:rPr>
-        <w:t xml:space="preserve">Residente: </w:t>
-      </w:r>
-      <w:r>
-        <w:rPr>
-          <w:rFonts w:ascii="Times New Roman" w:eastAsia="Times New Roman" w:hAnsi="Times New Roman" w:cs="Times New Roman"/>
-          <w:color w:val="000000"/>
-          <w:sz w:val="19"/>
-          <w:szCs w:val="19"/>
-        </w:rPr>
-        <w:t xml:space="preserve">Porto Alegre </w:t>
-      </w:r>
-    </w:p>
-    <w:p>
-      <w:pPr>
-        <w:widowControl w:val="0"/>
-        <w:pBdr>
-          <w:top w:val="nil"/>
-          <w:left w:val="nil"/>
-          <w:bottom w:val="nil"/>
-          <w:right w:val="nil"/>
-          <w:between w:val="nil"/>
-        </w:pBdr>
-        <w:spacing w:before="24" w:line="240" w:lineRule="auto"/>
-        <w:ind w:left="5"/>
-        <w:rPr>
-          <w:rFonts w:ascii="Times New Roman" w:eastAsia="Times New Roman" w:hAnsi="Times New Roman" w:cs="Times New Roman"/>
-          <w:color w:val="000000"/>
-          <w:sz w:val="19"/>
-          <w:szCs w:val="19"/>
-        </w:rPr>
-      </w:pPr>
-      <w:r>
-        <w:rPr>
-          <w:b/>
-          <w:bCs/>
-          <w:color w:val="000000"/>
-          <w:sz w:val="19"/>
-          <w:szCs w:val="19"/>
-        </w:rPr>
-        <w:t xml:space="preserve">Cartão </w:t>
-      </w:r>
-      <w:proofErr w:type="spellStart"/>
-      <w:r>
-        <w:rPr>
-          <w:b/>
-          <w:bCs/>
-          <w:color w:val="000000"/>
-          <w:sz w:val="19"/>
-          <w:szCs w:val="19"/>
-        </w:rPr>
-        <w:t>Tradicionlista</w:t>
-      </w:r>
-      <w:proofErr w:type="spellEnd"/>
-      <w:r>
-        <w:rPr>
-          <w:b/>
-          <w:bCs/>
-          <w:color w:val="000000"/>
-          <w:sz w:val="19"/>
-          <w:szCs w:val="19"/>
-        </w:rPr>
-        <w:t xml:space="preserve"> INSTRUTOR: </w:t>
-      </w:r>
-      <w:r>
-        <w:rPr>
-          <w:rFonts w:ascii="Times New Roman" w:eastAsia="Times New Roman" w:hAnsi="Times New Roman" w:cs="Times New Roman"/>
-          <w:color w:val="000000"/>
-          <w:sz w:val="19"/>
-          <w:szCs w:val="19"/>
-        </w:rPr>
-        <w:t xml:space="preserve">0040003800910  </w:t>
-      </w:r>
-    </w:p>
-    <w:p>
-      <w:pPr>
-        <w:widowControl w:val="0"/>
-        <w:pBdr>
-          <w:top w:val="nil"/>
-          <w:left w:val="nil"/>
-          <w:bottom w:val="nil"/>
-          <w:right w:val="nil"/>
-          <w:between w:val="nil"/>
-        </w:pBdr>
-        <w:spacing w:before="20" w:line="240" w:lineRule="auto"/>
-        <w:ind w:left="2"/>
-        <w:rPr>
-          <w:rFonts w:ascii="Times New Roman" w:eastAsia="Times New Roman" w:hAnsi="Times New Roman" w:cs="Times New Roman"/>
-          <w:color w:val="000000"/>
-          <w:sz w:val="19"/>
-          <w:szCs w:val="19"/>
-        </w:rPr>
-      </w:pPr>
-      <w:r>
-        <w:rPr>
-          <w:rFonts w:ascii="Times New Roman" w:eastAsia="Times New Roman" w:hAnsi="Times New Roman" w:cs="Times New Roman"/>
-          <w:b/>
-          <w:bCs/>
-          <w:color w:val="000000"/>
-          <w:sz w:val="19"/>
-          <w:szCs w:val="19"/>
-        </w:rPr>
-        <w:t xml:space="preserve">Registro do CFOR: </w:t>
-      </w:r>
-      <w:r>
-        <w:rPr>
-          <w:rFonts w:ascii="Times New Roman" w:eastAsia="Times New Roman" w:hAnsi="Times New Roman" w:cs="Times New Roman"/>
-          <w:color w:val="000000"/>
-          <w:sz w:val="19"/>
-          <w:szCs w:val="19"/>
-        </w:rPr>
-        <w:t xml:space="preserve">9549 </w:t>
-      </w:r>
-    </w:p>
-    <w:p>
-      <w:pPr>
-        <w:widowControl w:val="0"/>
-        <w:pBdr>
-          <w:top w:val="nil"/>
-          <w:left w:val="nil"/>
-          <w:bottom w:val="nil"/>
-          <w:right w:val="nil"/>
-          <w:between w:val="nil"/>
-        </w:pBdr>
-        <w:spacing w:before="602" w:line="240" w:lineRule="auto"/>
-        <w:jc w:val="center"/>
+        <w:spacing w:line="240" w:lineRule="auto"/>
+        <w:ind w:left="29"/>
         <w:rPr>
           <w:b/>
           <w:bCs/>
           <w:i/>
           <w:iCs/>
-          <w:color w:val="000000"/>
-          <w:sz w:val="23"/>
-          <w:szCs w:val="23"/>
-        </w:rPr>
-      </w:pPr>
-      <w:r>
-        <w:rPr>
-          <w:b/>
-          <w:bCs/>
-          <w:i/>
-          <w:iCs/>
-          <w:color w:val="000000"/>
-          <w:sz w:val="23"/>
-          <w:szCs w:val="23"/>
-        </w:rPr>
-        <w:t xml:space="preserve">Objetivo </w:t>
-      </w:r>
-    </w:p>
-    <w:p>
-      <w:pPr>
-        <w:widowControl w:val="0"/>
-        <w:pBdr>
-          <w:top w:val="nil"/>
-          <w:left w:val="nil"/>
-          <w:bottom w:val="nil"/>
-          <w:right w:val="nil"/>
-          <w:between w:val="nil"/>
-        </w:pBdr>
-        <w:spacing w:before="237" w:line="221" w:lineRule="auto"/>
-        <w:ind w:left="224" w:right="195"/>
-        <w:jc w:val="center"/>
-        <w:rPr>
-          <w:color w:val="000000"/>
-          <w:sz w:val="19"/>
-          <w:szCs w:val="19"/>
-        </w:rPr>
-      </w:pPr>
-      <w:r>
-        <w:rPr>
-          <w:color w:val="000000"/>
-          <w:sz w:val="19"/>
-          <w:szCs w:val="19"/>
-        </w:rPr>
-        <w:t xml:space="preserve">Difundir a Tradição e os Costumes do povo gaúcho através de todas as manifestações artísticas e  culturais que compõem o vasto repertório popular do nosso Estado. </w:t>
-      </w:r>
-    </w:p>
-    <w:p>
-      <w:pPr>
-        <w:widowControl w:val="0"/>
-        <w:pBdr>
-          <w:top w:val="nil"/>
-          <w:left w:val="nil"/>
-          <w:bottom w:val="nil"/>
-          <w:right w:val="nil"/>
-          <w:between w:val="nil"/>
-        </w:pBdr>
-        <w:spacing w:before="526" w:line="240" w:lineRule="auto"/>
-        <w:ind w:left="29"/>
-        <w:rPr>
-          <w:b/>
-          <w:bCs/>
-          <w:i/>
-          <w:iCs/>
-          <w:color w:val="000000"/>
-          <w:sz w:val="23"/>
-          <w:szCs w:val="23"/>
-        </w:rPr>
-      </w:pPr>
-      <w:r>
-        <w:rPr>
-          <w:b/>
-          <w:bCs/>
-          <w:i/>
-          <w:iCs/>
-          <w:color w:val="000000"/>
-          <w:sz w:val="23"/>
-          <w:szCs w:val="23"/>
-        </w:rPr>
-        <w:t xml:space="preserve">Formação </w:t>
-      </w:r>
-    </w:p>
-    <w:p>
-      <w:pPr>
-        <w:widowControl w:val="0"/>
-        <w:pBdr>
-          <w:top w:val="nil"/>
-          <w:left w:val="nil"/>
-          <w:bottom w:val="nil"/>
-          <w:right w:val="nil"/>
-          <w:between w:val="nil"/>
-        </w:pBdr>
-        <w:spacing w:before="359" w:line="261" w:lineRule="auto"/>
-        <w:ind w:left="3" w:right="470" w:firstLine="5"/>
-        <w:rPr>
-          <w:rFonts w:ascii="Times New Roman" w:eastAsia="Times New Roman" w:hAnsi="Times New Roman" w:cs="Times New Roman"/>
-          <w:color w:val="000000"/>
-          <w:sz w:val="24"/>
-          <w:szCs w:val="24"/>
-        </w:rPr>
-      </w:pPr>
-      <w:r>
-        <w:rPr>
-          <w:rFonts w:ascii="Times New Roman" w:eastAsia="Times New Roman" w:hAnsi="Times New Roman" w:cs="Times New Roman"/>
-          <w:b/>
-          <w:bCs/>
-          <w:color w:val="000000"/>
-          <w:sz w:val="24"/>
-          <w:szCs w:val="24"/>
-        </w:rPr>
-        <w:t xml:space="preserve">Curso para Instrutores </w:t>
-      </w:r>
-      <w:r>
-        <w:rPr>
-          <w:rFonts w:ascii="Times New Roman" w:eastAsia="Times New Roman" w:hAnsi="Times New Roman" w:cs="Times New Roman"/>
-          <w:color w:val="000000"/>
-          <w:sz w:val="24"/>
-          <w:szCs w:val="24"/>
-        </w:rPr>
-        <w:t xml:space="preserve">/ MTG – 2017 (ministrado pela equipe técnica do MTG/ENART) Cursos e Painéis preparatórios desde o ano de 2005 </w:t>
-      </w:r>
-    </w:p>
-    <w:p>
-      <w:pPr>
-        <w:widowControl w:val="0"/>
-        <w:pBdr>
-          <w:top w:val="nil"/>
-          <w:left w:val="nil"/>
-          <w:bottom w:val="nil"/>
-          <w:right w:val="nil"/>
-          <w:between w:val="nil"/>
-        </w:pBdr>
-        <w:spacing w:before="12" w:line="240" w:lineRule="auto"/>
-        <w:ind w:left="8"/>
-        <w:rPr>
-          <w:rFonts w:ascii="Times New Roman" w:eastAsia="Times New Roman" w:hAnsi="Times New Roman" w:cs="Times New Roman"/>
-          <w:color w:val="000000"/>
-          <w:sz w:val="24"/>
-          <w:szCs w:val="24"/>
-        </w:rPr>
-      </w:pPr>
-      <w:r>
-        <w:rPr>
-          <w:rFonts w:ascii="Times New Roman" w:eastAsia="Times New Roman" w:hAnsi="Times New Roman" w:cs="Times New Roman"/>
-          <w:b/>
-          <w:bCs/>
-          <w:color w:val="000000"/>
-          <w:sz w:val="24"/>
-          <w:szCs w:val="24"/>
-        </w:rPr>
-        <w:t xml:space="preserve">CEFOR BÁSICO - </w:t>
-      </w:r>
-      <w:r>
-        <w:rPr>
-          <w:rFonts w:ascii="Times New Roman" w:eastAsia="Times New Roman" w:hAnsi="Times New Roman" w:cs="Times New Roman"/>
-          <w:color w:val="000000"/>
-          <w:sz w:val="24"/>
-          <w:szCs w:val="24"/>
-        </w:rPr>
-        <w:t xml:space="preserve">Fevereiro/2017 </w:t>
-      </w:r>
-    </w:p>
-    <w:p>
-      <w:pPr>
-        <w:widowControl w:val="0"/>
-        <w:pBdr>
-          <w:top w:val="nil"/>
-          <w:left w:val="nil"/>
-          <w:bottom w:val="nil"/>
-          <w:right w:val="nil"/>
-          <w:between w:val="nil"/>
-        </w:pBdr>
-        <w:spacing w:before="12" w:line="240" w:lineRule="auto"/>
-        <w:ind w:left="384"/>
-        <w:rPr>
-          <w:color w:val="000000"/>
           <w:sz w:val="23"/>
           <w:szCs w:val="23"/>
         </w:rPr>
@@ -460,69 +86,13 @@
         <w:spacing w:line="240" w:lineRule="auto"/>
         <w:ind w:left="29"/>
         <w:rPr>
-          <w:b/>
-          <w:bCs/>
-          <w:i/>
-          <w:iCs/>
+          <w:color w:val="000000"/>
           <w:sz w:val="23"/>
           <w:szCs w:val="23"/>
         </w:rPr>
       </w:pPr>
       <w:r>
         <w:rPr>
-          <w:b/>
-          <w:bCs/>
-          <w:i/>
-          <w:iCs/>
-          <w:color w:val="000000"/>
-          <w:sz w:val="23"/>
-          <w:szCs w:val="23"/>
-        </w:rPr>
-        <w:t xml:space="preserve">Experiências </w:t>
-      </w:r>
-    </w:p>
-    <w:p>
-      <w:pPr>
-        <w:widowControl w:val="0"/>
-        <w:pBdr>
-          <w:top w:val="nil"/>
-          <w:left w:val="nil"/>
-          <w:bottom w:val="nil"/>
-          <w:right w:val="nil"/>
-          <w:between w:val="nil"/>
-        </w:pBdr>
-        <w:spacing w:line="240" w:lineRule="auto"/>
-        <w:ind w:left="29"/>
-        <w:rPr>
-          <w:b/>
-          <w:bCs/>
-          <w:i/>
-          <w:iCs/>
-          <w:sz w:val="23"/>
-          <w:szCs w:val="23"/>
-        </w:rPr>
-      </w:pPr>
-    </w:p>
-    <w:p>
-      <w:pPr>
-        <w:widowControl w:val="0"/>
-        <w:pBdr>
-          <w:top w:val="nil"/>
-          <w:left w:val="nil"/>
-          <w:bottom w:val="nil"/>
-          <w:right w:val="nil"/>
-          <w:between w:val="nil"/>
-        </w:pBdr>
-        <w:spacing w:line="240" w:lineRule="auto"/>
-        <w:ind w:left="29"/>
-        <w:rPr>
-          <w:color w:val="000000"/>
-          <w:sz w:val="23"/>
-          <w:szCs w:val="23"/>
-        </w:rPr>
-      </w:pPr>
-      <w:r>
-        <w:rPr>
           <w:color w:val="000000"/>
           <w:sz w:val="23"/>
           <w:szCs w:val="23"/>
@@ -542,7 +112,24 @@
           <w:sz w:val="23"/>
           <w:szCs w:val="23"/>
         </w:rPr>
-        <w:t xml:space="preserve">No ano de 1998 ingressei no CTG Lanceiros da Zona Sul </w:t>
+        <w:t xml:space="preserve">No ano </w:t>
+      </w:r>
+      <w:r>
+        <w:rPr>
+          <w:color w:val="000000"/>
+          <w:sz w:val="23"/>
+          <w:szCs w:val="23"/>
+          <w:u w:val="single"/>
+        </w:rPr>
+        <w:t>de</w:t>
+      </w:r>
+      <w:r>
+        <w:rPr>
+          <w:color w:val="000000"/>
+          <w:sz w:val="23"/>
+          <w:szCs w:val="23"/>
+        </w:rPr>
+        <w:t xml:space="preserve"> 1998 ingressei no CTG Lanceiros da Zona Sul </w:t>
       </w:r>
       <w:r>
         <w:rPr>
@@ -595,14 +182,172 @@
           <w:sz w:val="23"/>
           <w:szCs w:val="23"/>
         </w:rPr>
-        <w:t xml:space="preserve"> desde o ano 1999 me tornando Campeão Estadual no ano de 2002. Em 2018 fiz parte da invernada artística do  CTG Mata Nativa de Canoas, 12ªRT, participando do ENART de 2018/2019/2022, entre  outros festivais, e nessa entidade, fui ensaiador do grupo adulto e do grupo Juvenil,  coreógrafo do grupo Xiru e Instrutor do grupo Mirim. </w:t>
-      </w:r>
-      <w:r>
-        <w:rPr>
-          <w:sz w:val="23"/>
-          <w:szCs w:val="23"/>
-        </w:rPr>
-        <w:t xml:space="preserve">Atualmente faço parte do grupo adulto do CTG Aldeia dos Anjos. Instruo os grupos Mirim, Juvenil e Adulto </w:t>
+        <w:t xml:space="preserve"> desde o ano 1999 me tornando Campeão Estadual no ano de 2002</w:t>
+      </w:r>
+      <w:r>
+        <w:rPr>
+          <w:color w:val="000000"/>
+          <w:sz w:val="23"/>
+          <w:szCs w:val="23"/>
+        </w:rPr>
+        <w:t xml:space="preserve">. Nessa entidade </w:t>
+      </w:r>
+      <w:r>
+        <w:rPr>
+          <w:color w:val="000000"/>
+          <w:sz w:val="23"/>
+          <w:szCs w:val="23"/>
+        </w:rPr>
+        <w:t>fui</w:t>
+      </w:r>
+      <w:r>
+        <w:rPr>
+          <w:color w:val="000000"/>
+          <w:sz w:val="23"/>
+          <w:szCs w:val="23"/>
+        </w:rPr>
+        <w:t xml:space="preserve"> instrutor dos grupos Mirim, Juvenil, Adulto e Veterano</w:t>
+      </w:r>
+      <w:r>
+        <w:rPr>
+          <w:color w:val="000000"/>
+          <w:sz w:val="23"/>
+          <w:szCs w:val="23"/>
+        </w:rPr>
+        <w:t xml:space="preserve">. Em 2018 fiz parte da invernada artística do CTG Mata Nativa de Canoas, participando do ENART de 2018/2019/2022, entre outros festivais, e nessa entidade, fui ensaiador do grupo adulto e do grupo Juvenil, coreógrafo do grupo Xiru e Instrutor do grupo Mirim. </w:t>
+      </w:r>
+      <w:r>
+        <w:rPr>
+          <w:sz w:val="23"/>
+          <w:szCs w:val="23"/>
+        </w:rPr>
+        <w:t>Atualmente faço parte do grupo adulto do CTG Aldeia dos Anjos</w:t>
+      </w:r>
+      <w:r>
+        <w:rPr>
+          <w:sz w:val="23"/>
+          <w:szCs w:val="23"/>
+        </w:rPr>
+        <w:t xml:space="preserve"> pelo qual participei de </w:t>
+      </w:r>
+      <w:r>
+        <w:rPr>
+          <w:sz w:val="23"/>
+          <w:szCs w:val="23"/>
+        </w:rPr>
+        <w:t>festivais em Nova Petrópolis</w:t>
+      </w:r>
+      <w:r>
+        <w:rPr>
+          <w:sz w:val="23"/>
+          <w:szCs w:val="23"/>
+        </w:rPr>
+        <w:t>, nos anos de 2024</w:t>
+      </w:r>
+      <w:r>
+        <w:rPr>
+          <w:sz w:val="23"/>
+          <w:szCs w:val="23"/>
+        </w:rPr>
+        <w:t xml:space="preserve"> e 2025</w:t>
+      </w:r>
+      <w:r>
+        <w:rPr>
+          <w:sz w:val="23"/>
+          <w:szCs w:val="23"/>
+        </w:rPr>
+        <w:t xml:space="preserve">, </w:t>
+      </w:r>
+      <w:r>
+        <w:rPr>
+          <w:sz w:val="23"/>
+          <w:szCs w:val="23"/>
+        </w:rPr>
+        <w:t xml:space="preserve">e </w:t>
+      </w:r>
+      <w:r>
+        <w:rPr>
+          <w:sz w:val="23"/>
+          <w:szCs w:val="23"/>
+        </w:rPr>
+        <w:t xml:space="preserve">FEFOL em </w:t>
+      </w:r>
+      <w:r>
+        <w:rPr>
+          <w:sz w:val="23"/>
+          <w:szCs w:val="23"/>
+        </w:rPr>
+        <w:t>Olimpia</w:t>
+      </w:r>
+      <w:r>
+        <w:rPr>
+          <w:sz w:val="23"/>
+          <w:szCs w:val="23"/>
+        </w:rPr>
+        <w:t>, em 2024</w:t>
+      </w:r>
+      <w:r>
+        <w:rPr>
+          <w:sz w:val="23"/>
+          <w:szCs w:val="23"/>
+        </w:rPr>
+        <w:t>, além das edições do ENART 2024 e 2025</w:t>
+      </w:r>
+      <w:r>
+        <w:rPr>
+          <w:sz w:val="23"/>
+          <w:szCs w:val="23"/>
+        </w:rPr>
+        <w:t xml:space="preserve">. </w:t>
+      </w:r>
+      <w:r>
+        <w:rPr>
+          <w:sz w:val="23"/>
+          <w:szCs w:val="23"/>
+        </w:rPr>
+        <w:t>Sou Professor de Danças Tradicionais desde 2015</w:t>
+      </w:r>
+      <w:r>
+        <w:rPr>
+          <w:sz w:val="23"/>
+          <w:szCs w:val="23"/>
+        </w:rPr>
+        <w:t xml:space="preserve"> e atualmente sou </w:t>
+      </w:r>
+      <w:r>
+        <w:rPr>
+          <w:sz w:val="23"/>
+          <w:szCs w:val="23"/>
+        </w:rPr>
+        <w:t>p</w:t>
+      </w:r>
+      <w:r>
+        <w:rPr>
+          <w:sz w:val="23"/>
+          <w:szCs w:val="23"/>
+        </w:rPr>
+        <w:t>rofessor</w:t>
+      </w:r>
+      <w:r>
+        <w:rPr>
+          <w:sz w:val="23"/>
+          <w:szCs w:val="23"/>
+        </w:rPr>
+        <w:t xml:space="preserve"> </w:t>
+      </w:r>
+      <w:r>
+        <w:rPr>
+          <w:sz w:val="23"/>
+          <w:szCs w:val="23"/>
+        </w:rPr>
+        <w:t>d</w:t>
+      </w:r>
+      <w:r>
+        <w:rPr>
+          <w:sz w:val="23"/>
+          <w:szCs w:val="23"/>
+        </w:rPr>
+        <w:t xml:space="preserve">os grupos Mirim, Juvenil e Adulto </w:t>
       </w:r>
       <w:r>
         <w:rPr>
@@ -611,189 +356,6 @@
           <w:szCs w:val="23"/>
         </w:rPr>
         <w:t xml:space="preserve">do CTG Estância da  Figueira. </w:t>
-      </w:r>
-    </w:p>
-    <w:p>
-      <w:pPr>
-        <w:widowControl w:val="0"/>
-        <w:pBdr>
-          <w:top w:val="nil"/>
-          <w:left w:val="nil"/>
-          <w:bottom w:val="nil"/>
-          <w:right w:val="nil"/>
-          <w:between w:val="nil"/>
-        </w:pBdr>
-        <w:spacing w:before="614" w:line="240" w:lineRule="auto"/>
-        <w:ind w:left="29"/>
-        <w:rPr>
-          <w:b/>
-          <w:bCs/>
-          <w:i/>
-          <w:iCs/>
-          <w:color w:val="000000"/>
-          <w:sz w:val="23"/>
-          <w:szCs w:val="23"/>
-        </w:rPr>
-      </w:pPr>
-      <w:r>
-        <w:rPr>
-          <w:b/>
-          <w:bCs/>
-          <w:i/>
-          <w:iCs/>
-          <w:color w:val="000000"/>
-          <w:sz w:val="24"/>
-          <w:szCs w:val="24"/>
-        </w:rPr>
-        <w:t xml:space="preserve">Principais </w:t>
-      </w:r>
-      <w:r>
-        <w:rPr>
-          <w:b/>
-          <w:bCs/>
-          <w:i/>
-          <w:iCs/>
-          <w:sz w:val="23"/>
-          <w:szCs w:val="23"/>
-        </w:rPr>
-        <w:t>Participações em Festivais</w:t>
-      </w:r>
-    </w:p>
-    <w:p>
-      <w:pPr>
-        <w:widowControl w:val="0"/>
-        <w:pBdr>
-          <w:top w:val="nil"/>
-          <w:left w:val="nil"/>
-          <w:bottom w:val="nil"/>
-          <w:right w:val="nil"/>
-          <w:between w:val="nil"/>
-        </w:pBdr>
-        <w:spacing w:before="363" w:line="240" w:lineRule="auto"/>
-        <w:ind w:left="7"/>
-        <w:rPr>
-          <w:color w:val="000000"/>
-          <w:sz w:val="24"/>
-          <w:szCs w:val="24"/>
-        </w:rPr>
-      </w:pPr>
-      <w:r>
-        <w:rPr>
-          <w:color w:val="000000"/>
-          <w:sz w:val="24"/>
-          <w:szCs w:val="24"/>
-        </w:rPr>
-        <w:t xml:space="preserve">Campeão Estadual ENART 2002 </w:t>
-      </w:r>
-    </w:p>
-    <w:p>
-      <w:pPr>
-        <w:widowControl w:val="0"/>
-        <w:pBdr>
-          <w:top w:val="nil"/>
-          <w:left w:val="nil"/>
-          <w:bottom w:val="nil"/>
-          <w:right w:val="nil"/>
-          <w:between w:val="nil"/>
-        </w:pBdr>
-        <w:spacing w:before="29" w:line="240" w:lineRule="auto"/>
-        <w:ind w:left="6"/>
-        <w:rPr>
-          <w:color w:val="000000"/>
-          <w:sz w:val="24"/>
-          <w:szCs w:val="24"/>
-        </w:rPr>
-      </w:pPr>
-      <w:r>
-        <w:rPr>
-          <w:color w:val="000000"/>
-          <w:sz w:val="24"/>
-          <w:szCs w:val="24"/>
-        </w:rPr>
-        <w:t xml:space="preserve">6º colocado no ENART 2001/2003 </w:t>
-      </w:r>
-    </w:p>
-    <w:p>
-      <w:pPr>
-        <w:widowControl w:val="0"/>
-        <w:pBdr>
-          <w:top w:val="nil"/>
-          <w:left w:val="nil"/>
-          <w:bottom w:val="nil"/>
-          <w:right w:val="nil"/>
-          <w:between w:val="nil"/>
-        </w:pBdr>
-        <w:spacing w:before="31" w:line="235" w:lineRule="auto"/>
-        <w:ind w:left="13" w:right="505" w:firstLine="4"/>
-        <w:rPr>
-          <w:sz w:val="24"/>
-          <w:szCs w:val="24"/>
-        </w:rPr>
-      </w:pPr>
-      <w:r>
-        <w:rPr>
-          <w:color w:val="000000"/>
-          <w:sz w:val="24"/>
-          <w:szCs w:val="24"/>
-        </w:rPr>
-        <w:t>Finalista do ENART nos anos de 2001 / 2002 / 2003 / 2012 / 2013 / 2018 / 2022 /  2023</w:t>
-      </w:r>
-      <w:r>
-        <w:rPr>
-          <w:sz w:val="24"/>
-          <w:szCs w:val="24"/>
-        </w:rPr>
-        <w:t>, 2025</w:t>
-      </w:r>
-    </w:p>
-    <w:p>
-      <w:pPr>
-        <w:widowControl w:val="0"/>
-        <w:pBdr>
-          <w:top w:val="nil"/>
-          <w:left w:val="nil"/>
-          <w:bottom w:val="nil"/>
-          <w:right w:val="nil"/>
-          <w:between w:val="nil"/>
-        </w:pBdr>
-        <w:spacing w:before="31" w:line="235" w:lineRule="auto"/>
-        <w:ind w:left="13" w:right="505" w:firstLine="4"/>
-        <w:rPr>
-          <w:sz w:val="24"/>
-          <w:szCs w:val="24"/>
-        </w:rPr>
-      </w:pPr>
-      <w:r>
-        <w:rPr>
-          <w:sz w:val="24"/>
-          <w:szCs w:val="24"/>
-        </w:rPr>
-        <w:t>Nova Petrópolis 2024 e 2025</w:t>
-      </w:r>
-    </w:p>
-    <w:p>
-      <w:pPr>
-        <w:widowControl w:val="0"/>
-        <w:pBdr>
-          <w:top w:val="nil"/>
-          <w:left w:val="nil"/>
-          <w:bottom w:val="nil"/>
-          <w:right w:val="nil"/>
-          <w:between w:val="nil"/>
-        </w:pBdr>
-        <w:spacing w:before="31" w:line="235" w:lineRule="auto"/>
-        <w:ind w:left="13" w:right="505" w:firstLine="4"/>
-        <w:rPr>
-          <w:sz w:val="24"/>
-          <w:szCs w:val="24"/>
-        </w:rPr>
-      </w:pPr>
-      <w:r>
-        <w:rPr>
-          <w:sz w:val="24"/>
-          <w:szCs w:val="24"/>
-        </w:rPr>
-        <w:t>FEFOL em Olímpia 2024</w:t>
       </w:r>
     </w:p>
     <w:sectPr>
